--- a/TASK - Change the application scope for Virtual Agent Designer topics.docx
+++ b/TASK - Change the application scope for Virtual Agent Designer topics.docx
@@ -4,18 +4,19 @@
   <w:body>
     <w:p>
       <w:pPr>
-        <w:spacing w:before="240" w:after="240" w:beforeAutospacing="0" w:afterAutospacing="0"/>
-        <w:rPr>
-          <w:rFonts w:ascii="Aptos" w:hAnsi="Aptos" w:cs="Aptos" w:eastAsia="Aptos"/>
-          <w:noProof w:val="0"/>
-          <w:sz w:val="24"/>
-          <w:szCs w:val="24"/>
-          <w:lang w:val="en-US"/>
-        </w:rPr>
-      </w:pPr>
-      <w:r>
-        <w:rPr>
-          <w:rFonts w:ascii="Aptos" w:hAnsi="Aptos" w:cs="Aptos" w:eastAsia="Aptos"/>
+        <w:shd w:val="clear" w:fill="auto"/>
+        <w:spacing w:lineRule="auto" w:line="240" w:before="0" w:after="0" w:beforeAutospacing="0" w:afterAutospacing="0"/>
+        <w:rPr>
+          <w:rFonts w:ascii="Calibri" w:hAnsi="Calibri" w:cs="Aptos" w:eastAsia="Aptos"/>
+          <w:noProof w:val="0"/>
+          <w:sz w:val="24"/>
+          <w:szCs w:val="24"/>
+          <w:lang w:val="en-US"/>
+        </w:rPr>
+      </w:pPr>
+      <w:r>
+        <w:rPr>
+          <w:rFonts w:ascii="Calibri" w:hAnsi="Calibri" w:cs="Aptos" w:eastAsia="Aptos"/>
           <w:b w:val="1"/>
           <w:bCs w:val="1"/>
           <w:noProof w:val="0"/>
@@ -28,18 +29,19 @@
     </w:p>
     <w:p>
       <w:pPr>
-        <w:spacing w:before="240" w:after="240" w:beforeAutospacing="0" w:afterAutospacing="0"/>
-        <w:rPr>
-          <w:rFonts w:ascii="Aptos" w:hAnsi="Aptos" w:cs="Aptos" w:eastAsia="Aptos"/>
-          <w:noProof w:val="0"/>
-          <w:sz w:val="24"/>
-          <w:szCs w:val="24"/>
-          <w:lang w:val="en-US"/>
-        </w:rPr>
-      </w:pPr>
-      <w:r>
-        <w:rPr>
-          <w:rFonts w:ascii="Aptos" w:hAnsi="Aptos" w:cs="Aptos" w:eastAsia="Aptos"/>
+        <w:shd w:val="clear" w:fill="auto"/>
+        <w:spacing w:lineRule="auto" w:line="240" w:before="0" w:after="0" w:beforeAutospacing="0" w:afterAutospacing="0"/>
+        <w:rPr>
+          <w:rFonts w:ascii="Calibri" w:hAnsi="Calibri" w:cs="Aptos" w:eastAsia="Aptos"/>
+          <w:noProof w:val="0"/>
+          <w:sz w:val="24"/>
+          <w:szCs w:val="24"/>
+          <w:lang w:val="en-US"/>
+        </w:rPr>
+      </w:pPr>
+      <w:r>
+        <w:rPr>
+          <w:rFonts w:ascii="Calibri" w:hAnsi="Calibri" w:cs="Aptos" w:eastAsia="Aptos"/>
           <w:b w:val="1"/>
           <w:bCs w:val="1"/>
           <w:noProof w:val="0"/>
@@ -52,15 +54,17 @@
     </w:p>
     <w:p>
       <w:pPr>
-        <w:spacing w:before="240" w:after="240" w:beforeAutospacing="0" w:afterAutospacing="0"/>
-        <w:rPr>
+        <w:shd w:val="clear" w:fill="auto"/>
+        <w:spacing w:lineRule="auto" w:line="240" w:before="240" w:after="240" w:beforeAutospacing="0" w:afterAutospacing="0"/>
+        <w:rPr>
+          <w:rFonts w:ascii="Calibri" w:hAnsi="Calibri"/>
           <w:i w:val="1"/>
           <w:iCs w:val="1"/>
         </w:rPr>
       </w:pPr>
       <w:r>
         <w:rPr>
-          <w:rFonts w:ascii="Aptos" w:hAnsi="Aptos" w:cs="Aptos" w:eastAsia="Aptos"/>
+          <w:rFonts w:ascii="Calibri" w:hAnsi="Calibri" w:cs="Aptos" w:eastAsia="Aptos"/>
           <w:i w:val="1"/>
           <w:iCs w:val="1"/>
           <w:noProof w:val="0"/>
@@ -72,11 +76,11 @@
       </w:r>
       <w:r>
         <w:rPr>
-          <w:rFonts w:ascii="Aptos" w:hAnsi="Aptos" w:cs="Aptos" w:eastAsia="Aptos"/>
-          <w:b w:val="1"/>
-          <w:i w:val="1"/>
-          <w:bCs w:val="1"/>
-          <w:iCs w:val="1"/>
+          <w:rFonts w:ascii="Calibri" w:hAnsi="Calibri" w:cs="Aptos" w:eastAsia="Aptos"/>
+          <w:b w:val="1"/>
+          <w:i w:val="0"/>
+          <w:bCs w:val="1"/>
+          <w:iCs w:val="0"/>
           <w:noProof w:val="0"/>
           <w:sz w:val="24"/>
           <w:szCs w:val="24"/>
@@ -86,7 +90,7 @@
       </w:r>
       <w:r>
         <w:rPr>
-          <w:rFonts w:ascii="Aptos" w:hAnsi="Aptos" w:cs="Aptos" w:eastAsia="Aptos"/>
+          <w:rFonts w:ascii="Calibri" w:hAnsi="Calibri" w:cs="Aptos" w:eastAsia="Aptos"/>
           <w:i w:val="1"/>
           <w:iCs w:val="1"/>
           <w:noProof w:val="0"/>
@@ -99,11 +103,15 @@
     </w:p>
     <w:p>
       <w:pPr>
-        <w:spacing w:before="240" w:after="240" w:beforeAutospacing="0" w:afterAutospacing="0"/>
-      </w:pPr>
-      <w:r>
-        <w:rPr>
-          <w:rFonts w:ascii="Aptos" w:hAnsi="Aptos" w:cs="Aptos" w:eastAsia="Aptos"/>
+        <w:shd w:val="clear" w:fill="auto"/>
+        <w:spacing w:lineRule="auto" w:line="240" w:before="240" w:after="240" w:beforeAutospacing="0" w:afterAutospacing="0"/>
+        <w:rPr>
+          <w:rFonts w:ascii="Calibri" w:hAnsi="Calibri"/>
+        </w:rPr>
+      </w:pPr>
+      <w:r>
+        <w:rPr>
+          <w:rFonts w:ascii="Calibri" w:hAnsi="Calibri" w:cs="Aptos" w:eastAsia="Aptos"/>
           <w:b w:val="1"/>
           <w:bCs w:val="1"/>
           <w:noProof w:val="0"/>
@@ -116,7 +124,7 @@
       </w:r>
       <w:r>
         <w:rPr>
-          <w:rFonts w:ascii="Aptos" w:hAnsi="Aptos" w:cs="Aptos" w:eastAsia="Aptos"/>
+          <w:rFonts w:ascii="Calibri" w:hAnsi="Calibri" w:cs="Aptos" w:eastAsia="Aptos"/>
           <w:b w:val="1"/>
           <w:bCs w:val="1"/>
           <w:noProof w:val="0"/>
@@ -129,11 +137,15 @@
     </w:p>
     <w:p>
       <w:pPr>
-        <w:spacing w:before="240" w:after="240" w:beforeAutospacing="0" w:afterAutospacing="0"/>
-      </w:pPr>
-      <w:r>
-        <w:rPr>
-          <w:rFonts w:ascii="Aptos" w:hAnsi="Aptos" w:cs="Aptos" w:eastAsia="Aptos"/>
+        <w:shd w:val="clear" w:fill="auto"/>
+        <w:spacing w:lineRule="auto" w:line="240" w:before="240" w:after="240" w:beforeAutospacing="0" w:afterAutospacing="0"/>
+        <w:rPr>
+          <w:rFonts w:ascii="Calibri" w:hAnsi="Calibri"/>
+        </w:rPr>
+      </w:pPr>
+      <w:r>
+        <w:rPr>
+          <w:rFonts w:ascii="Calibri" w:hAnsi="Calibri" w:cs="Aptos" w:eastAsia="Aptos"/>
           <w:noProof w:val="0"/>
           <w:sz w:val="24"/>
           <w:szCs w:val="24"/>
@@ -144,9 +156,10 @@
     </w:p>
     <w:p>
       <w:pPr>
-        <w:spacing w:before="0" w:after="0" w:beforeAutospacing="0" w:afterAutospacing="0"/>
-        <w:rPr>
-          <w:rFonts w:ascii="Aptos" w:hAnsi="Aptos" w:cs="Aptos" w:eastAsia="Aptos"/>
+        <w:shd w:val="clear" w:fill="auto"/>
+        <w:spacing w:lineRule="auto" w:line="240" w:before="0" w:after="0" w:beforeAutospacing="0" w:afterAutospacing="0"/>
+        <w:rPr>
+          <w:rFonts w:ascii="Calibri" w:hAnsi="Calibri" w:cs="Aptos" w:eastAsia="Aptos"/>
           <w:b w:val="1"/>
           <w:bCs w:val="1"/>
           <w:noProof w:val="0"/>
@@ -158,7 +171,7 @@
       </w:pPr>
       <w:r>
         <w:rPr>
-          <w:rFonts w:ascii="Aptos" w:hAnsi="Aptos" w:cs="Aptos" w:eastAsia="Aptos"/>
+          <w:rFonts w:ascii="Calibri" w:hAnsi="Calibri" w:cs="Aptos" w:eastAsia="Aptos"/>
           <w:b w:val="1"/>
           <w:bCs w:val="1"/>
           <w:noProof w:val="0"/>
@@ -172,12 +185,17 @@
     </w:p>
     <w:p>
       <w:pPr>
-        <w:spacing w:before="240" w:after="240" w:beforeAutospacing="0" w:afterAutospacing="0"/>
-        <w:rPr/>
-      </w:pPr>
-      <w:r>
-        <w:rPr>
-          <w:rFonts w:ascii="Aptos" w:hAnsi="Aptos" w:cs="Aptos" w:eastAsia="Aptos"/>
+        <w:shd w:val="clear" w:fill="auto"/>
+        <w:spacing w:lineRule="auto" w:line="240" w:before="240" w:after="240" w:beforeAutospacing="0" w:afterAutospacing="0"/>
+        <w:rPr>
+          <w:rFonts w:ascii="Calibri" w:hAnsi="Calibri"/>
+          <w:sz w:val="24"/>
+          <w:szCs w:val="24"/>
+        </w:rPr>
+      </w:pPr>
+      <w:r>
+        <w:rPr>
+          <w:rFonts w:ascii="Calibri" w:hAnsi="Calibri" w:cs="Aptos" w:eastAsia="Aptos"/>
           <w:noProof w:val="0"/>
           <w:sz w:val="24"/>
           <w:szCs w:val="24"/>
@@ -188,30 +206,46 @@
     </w:p>
     <w:p>
       <w:pPr>
-        <w:spacing w:before="240" w:after="240" w:beforeAutospacing="0" w:afterAutospacing="0"/>
-        <w:rPr>
+        <w:shd w:val="clear" w:fill="auto"/>
+        <w:spacing w:lineRule="auto" w:line="240" w:before="240" w:after="240" w:beforeAutospacing="0" w:afterAutospacing="0"/>
+        <w:rPr>
+          <w:rFonts w:ascii="Calibri" w:hAnsi="Calibri"/>
           <w:i w:val="1"/>
           <w:iCs w:val="1"/>
-        </w:rPr>
-      </w:pPr>
-      <w:r>
-        <w:rPr>
+          <w:sz w:val="24"/>
+          <w:szCs w:val="24"/>
+        </w:rPr>
+      </w:pPr>
+      <w:r>
+        <w:rPr>
+          <w:rFonts w:ascii="Calibri" w:hAnsi="Calibri"/>
           <w:i w:val="0"/>
           <w:iCs w:val="0"/>
+          <w:sz w:val="24"/>
+          <w:szCs w:val="24"/>
         </w:rPr>
         <w:t>If you have multiple topics open at once, each topic shows its scope on all its tabs. All topics not set to the current scope are locked.</w:t>
       </w:r>
     </w:p>
     <w:p>
       <w:pPr>
-        <w:spacing w:before="240" w:after="240" w:beforeAutospacing="0" w:afterAutospacing="0"/>
-        <w:rPr>
-          <w:i w:val="1"/>
-          <w:iCs w:val="1"/>
-          <w:highlight w:val="yellow"/>
-        </w:rPr>
-      </w:pPr>
-      <w:r>
+        <w:shd w:val="clear" w:fill="auto"/>
+        <w:spacing w:lineRule="auto" w:line="240" w:before="240" w:after="240" w:beforeAutospacing="0" w:afterAutospacing="0"/>
+        <w:rPr>
+          <w:rFonts w:ascii="Calibri" w:hAnsi="Calibri" w:cs="Aptos" w:eastAsia="Aptos"/>
+          <w:b w:val="1"/>
+          <w:bCs w:val="1"/>
+          <w:noProof w:val="0"/>
+          <w:sz w:val="24"/>
+          <w:szCs w:val="24"/>
+          <w:u w:val="single"/>
+          <w:lang w:val="en-US"/>
+        </w:rPr>
+      </w:pPr>
+      <w:r>
+        <w:rPr>
+          <w:rFonts w:ascii="Calibri" w:hAnsi="Calibri"/>
+        </w:rPr>
         <w:drawing>
           <wp:inline xmlns:wp="http://schemas.openxmlformats.org/drawingml/2006/wordprocessingDrawing" distT="0" distB="0" distL="0" distR="0">
             <wp:extent cx="2785745" cy="2863215"/>
@@ -248,9 +282,15 @@
         </w:drawing>
       </w:r>
       <w:r>
+        <w:rPr>
+          <w:rFonts w:ascii="Calibri" w:hAnsi="Calibri"/>
+        </w:rPr>
         <w:t xml:space="preserve">    </w:t>
       </w:r>
       <w:r>
+        <w:rPr>
+          <w:rFonts w:ascii="Calibri" w:hAnsi="Calibri"/>
+        </w:rPr>
         <w:drawing>
           <wp:inline xmlns:wp="http://schemas.openxmlformats.org/drawingml/2006/wordprocessingDrawing" distT="0" distB="0" distL="0" distR="0">
             <wp:extent cx="2788285" cy="2867025"/>
@@ -287,13 +327,20 @@
         </w:drawing>
       </w:r>
       <w:r>
+        <w:rPr>
+          <w:rFonts w:ascii="Calibri" w:hAnsi="Calibri"/>
+        </w:rPr>
         <w:t xml:space="preserve">      </w:t>
       </w:r>
       <w:r>
+        <w:rPr>
+          <w:rFonts w:ascii="Calibri" w:hAnsi="Calibri"/>
+        </w:rPr>
         <w:br w:type="textWrapping"/>
       </w:r>
       <w:r>
         <w:rPr>
+          <w:rFonts w:ascii="Calibri" w:hAnsi="Calibri"/>
           <w:i w:val="1"/>
           <w:iCs w:val="1"/>
         </w:rPr>
@@ -302,9 +349,34 @@
     </w:p>
     <w:p>
       <w:pPr>
-        <w:spacing w:before="240" w:after="240" w:beforeAutospacing="0" w:afterAutospacing="0"/>
-        <w:rPr>
-          <w:rFonts w:ascii="Aptos" w:hAnsi="Aptos" w:cs="Aptos" w:eastAsia="Aptos"/>
+        <w:shd w:val="clear" w:fill="auto"/>
+        <w:spacing w:lineRule="auto" w:line="240" w:before="240" w:after="240" w:beforeAutospacing="0" w:afterAutospacing="0"/>
+        <w:rPr>
+          <w:rFonts w:ascii="Calibri" w:hAnsi="Calibri"/>
+          <w:i w:val="1"/>
+          <w:iCs w:val="1"/>
+          <w:highlight w:val="yellow"/>
+        </w:rPr>
+      </w:pPr>
+    </w:p>
+    <w:p>
+      <w:pPr>
+        <w:shd w:val="clear" w:fill="auto"/>
+        <w:spacing w:lineRule="auto" w:line="240" w:before="240" w:after="240" w:beforeAutospacing="0" w:afterAutospacing="0"/>
+        <w:rPr>
+          <w:rFonts w:ascii="Calibri" w:hAnsi="Calibri"/>
+          <w:i w:val="1"/>
+          <w:iCs w:val="1"/>
+          <w:highlight w:val="yellow"/>
+        </w:rPr>
+      </w:pPr>
+    </w:p>
+    <w:p>
+      <w:pPr>
+        <w:shd w:val="clear" w:fill="auto"/>
+        <w:spacing w:lineRule="auto" w:line="240" w:before="240" w:after="240" w:beforeAutospacing="0" w:afterAutospacing="0"/>
+        <w:rPr>
+          <w:rFonts w:ascii="Calibri" w:hAnsi="Calibri" w:cs="Aptos" w:eastAsia="Aptos"/>
           <w:b w:val="1"/>
           <w:bCs w:val="1"/>
           <w:noProof w:val="0"/>
@@ -316,7 +388,7 @@
       </w:pPr>
       <w:r>
         <w:rPr>
-          <w:rFonts w:ascii="Aptos" w:hAnsi="Aptos" w:cs="Aptos" w:eastAsia="Aptos"/>
+          <w:rFonts w:ascii="Calibri" w:hAnsi="Calibri" w:cs="Aptos" w:eastAsia="Aptos"/>
           <w:b w:val="1"/>
           <w:bCs w:val="1"/>
           <w:noProof w:val="0"/>
@@ -335,18 +407,19 @@
           <w:ilvl w:val="0"/>
           <w:numId w:val="1"/>
         </w:numPr>
-        <w:spacing w:before="0" w:after="0" w:beforeAutospacing="0" w:afterAutospacing="0"/>
-        <w:rPr>
-          <w:rFonts w:ascii="Aptos" w:hAnsi="Aptos" w:cs="Aptos" w:eastAsia="Aptos"/>
-          <w:noProof w:val="0"/>
-          <w:sz w:val="24"/>
-          <w:szCs w:val="24"/>
-          <w:lang w:val="en-US"/>
-        </w:rPr>
-      </w:pPr>
-      <w:r>
-        <w:rPr>
-          <w:rFonts w:ascii="Aptos" w:hAnsi="Aptos" w:cs="Aptos" w:eastAsia="Aptos"/>
+        <w:shd w:val="clear" w:fill="auto"/>
+        <w:spacing w:lineRule="auto" w:line="240" w:before="0" w:after="0" w:beforeAutospacing="0" w:afterAutospacing="0"/>
+        <w:rPr>
+          <w:rFonts w:ascii="Calibri" w:hAnsi="Calibri" w:cs="Aptos" w:eastAsia="Aptos"/>
+          <w:noProof w:val="0"/>
+          <w:sz w:val="24"/>
+          <w:szCs w:val="24"/>
+          <w:lang w:val="en-US"/>
+        </w:rPr>
+      </w:pPr>
+      <w:r>
+        <w:rPr>
+          <w:rFonts w:ascii="Calibri" w:hAnsi="Calibri" w:cs="Aptos" w:eastAsia="Aptos"/>
           <w:noProof w:val="0"/>
           <w:sz w:val="24"/>
           <w:szCs w:val="24"/>
@@ -362,18 +435,19 @@
           <w:ilvl w:val="0"/>
           <w:numId w:val="1"/>
         </w:numPr>
-        <w:spacing w:before="0" w:after="0" w:beforeAutospacing="0" w:afterAutospacing="0"/>
-        <w:rPr>
-          <w:rFonts w:ascii="Aptos" w:hAnsi="Aptos" w:cs="Aptos" w:eastAsia="Aptos"/>
-          <w:noProof w:val="0"/>
-          <w:sz w:val="24"/>
-          <w:szCs w:val="24"/>
-          <w:lang w:val="en-US"/>
-        </w:rPr>
-      </w:pPr>
-      <w:r>
-        <w:rPr>
-          <w:rFonts w:ascii="Aptos" w:hAnsi="Aptos" w:cs="Aptos" w:eastAsia="Aptos"/>
+        <w:shd w:val="clear" w:fill="auto"/>
+        <w:spacing w:lineRule="auto" w:line="240" w:before="0" w:after="0" w:beforeAutospacing="0" w:afterAutospacing="0"/>
+        <w:rPr>
+          <w:rFonts w:ascii="Calibri" w:hAnsi="Calibri" w:cs="Aptos" w:eastAsia="Aptos"/>
+          <w:noProof w:val="0"/>
+          <w:sz w:val="24"/>
+          <w:szCs w:val="24"/>
+          <w:lang w:val="en-US"/>
+        </w:rPr>
+      </w:pPr>
+      <w:r>
+        <w:rPr>
+          <w:rFonts w:ascii="Calibri" w:hAnsi="Calibri" w:cs="Aptos" w:eastAsia="Aptos"/>
           <w:noProof w:val="0"/>
           <w:sz w:val="24"/>
           <w:szCs w:val="24"/>
@@ -383,7 +457,7 @@
       </w:r>
       <w:r>
         <w:rPr>
-          <w:rFonts w:ascii="Aptos" w:hAnsi="Aptos" w:cs="Aptos" w:eastAsia="Aptos"/>
+          <w:rFonts w:ascii="Calibri" w:hAnsi="Calibri" w:cs="Aptos" w:eastAsia="Aptos"/>
           <w:b w:val="1"/>
           <w:bCs w:val="1"/>
           <w:noProof w:val="0"/>
@@ -395,7 +469,7 @@
       </w:r>
       <w:r>
         <w:rPr>
-          <w:rFonts w:ascii="Aptos" w:hAnsi="Aptos" w:cs="Aptos" w:eastAsia="Aptos"/>
+          <w:rFonts w:ascii="Calibri" w:hAnsi="Calibri" w:cs="Aptos" w:eastAsia="Aptos"/>
           <w:noProof w:val="0"/>
           <w:sz w:val="24"/>
           <w:szCs w:val="24"/>
@@ -406,18 +480,20 @@
     </w:p>
     <w:p>
       <w:pPr>
-        <w:spacing w:before="0" w:after="0" w:beforeAutospacing="0" w:afterAutospacing="0"/>
-        <w:rPr>
-          <w:rFonts w:ascii="Aptos" w:hAnsi="Aptos" w:cs="Aptos" w:eastAsia="Aptos"/>
-          <w:noProof w:val="0"/>
-          <w:sz w:val="24"/>
-          <w:szCs w:val="24"/>
-          <w:lang w:val="en-US"/>
-        </w:rPr>
-      </w:pPr>
-      <w:r>
-        <w:rPr>
-          <w:rFonts w:ascii="Aptos" w:hAnsi="Aptos" w:cs="Aptos" w:eastAsia="Aptos"/>
+        <w:shd w:val="clear" w:fill="auto"/>
+        <w:spacing w:lineRule="auto" w:line="240" w:before="0" w:after="0" w:beforeAutospacing="0" w:afterAutospacing="0"/>
+        <w:ind w:firstLine="720"/>
+        <w:rPr>
+          <w:rFonts w:ascii="Calibri" w:hAnsi="Calibri" w:cs="Aptos" w:eastAsia="Aptos"/>
+          <w:noProof w:val="0"/>
+          <w:sz w:val="24"/>
+          <w:szCs w:val="24"/>
+          <w:lang w:val="en-US"/>
+        </w:rPr>
+      </w:pPr>
+      <w:r>
+        <w:rPr>
+          <w:rFonts w:ascii="Calibri" w:hAnsi="Calibri" w:cs="Aptos" w:eastAsia="Aptos"/>
           <w:noProof w:val="0"/>
           <w:sz w:val="24"/>
           <w:szCs w:val="24"/>
@@ -427,7 +503,7 @@
       </w:r>
       <w:r>
         <w:rPr>
-          <w:rFonts w:ascii="Aptos" w:hAnsi="Aptos" w:cs="Aptos" w:eastAsia="Aptos"/>
+          <w:rFonts w:ascii="Calibri" w:hAnsi="Calibri" w:cs="Aptos" w:eastAsia="Aptos"/>
           <w:b w:val="1"/>
           <w:bCs w:val="1"/>
           <w:noProof w:val="0"/>
@@ -439,7 +515,7 @@
       </w:r>
       <w:r>
         <w:rPr>
-          <w:rFonts w:ascii="Aptos" w:hAnsi="Aptos" w:cs="Aptos" w:eastAsia="Aptos"/>
+          <w:rFonts w:ascii="Calibri" w:hAnsi="Calibri" w:cs="Aptos" w:eastAsia="Aptos"/>
           <w:noProof w:val="0"/>
           <w:sz w:val="24"/>
           <w:szCs w:val="24"/>
@@ -450,9 +526,10 @@
     </w:p>
     <w:p>
       <w:pPr>
-        <w:spacing w:before="240" w:after="240" w:beforeAutospacing="0" w:afterAutospacing="0"/>
-        <w:rPr>
-          <w:rFonts w:ascii="Aptos" w:hAnsi="Aptos" w:cs="Aptos" w:eastAsia="Aptos"/>
+        <w:shd w:val="clear" w:fill="auto"/>
+        <w:spacing w:lineRule="auto" w:line="240" w:before="240" w:after="240" w:beforeAutospacing="0" w:afterAutospacing="0"/>
+        <w:rPr>
+          <w:rFonts w:ascii="Calibri" w:hAnsi="Calibri" w:cs="Aptos" w:eastAsia="Aptos"/>
           <w:i w:val="1"/>
           <w:iCs w:val="1"/>
           <w:noProof w:val="0"/>
@@ -463,7 +540,7 @@
       </w:pPr>
       <w:r>
         <w:rPr>
-          <w:rFonts w:ascii="Aptos" w:hAnsi="Aptos" w:cs="Aptos" w:eastAsia="Aptos"/>
+          <w:rFonts w:ascii="Calibri" w:hAnsi="Calibri" w:cs="Aptos" w:eastAsia="Aptos"/>
           <w:b w:val="1"/>
           <w:bCs w:val="1"/>
           <w:noProof w:val="0"/>
@@ -476,7 +553,7 @@
       </w:r>
       <w:r>
         <w:rPr>
-          <w:rFonts w:ascii="Aptos" w:hAnsi="Aptos" w:cs="Aptos" w:eastAsia="Aptos"/>
+          <w:rFonts w:ascii="Calibri" w:hAnsi="Calibri" w:cs="Aptos" w:eastAsia="Aptos"/>
           <w:b w:val="0"/>
           <w:bCs w:val="0"/>
           <w:noProof w:val="0"/>
@@ -489,7 +566,7 @@
       </w:r>
       <w:r>
         <w:rPr>
-          <w:rFonts w:ascii="Aptos" w:hAnsi="Aptos" w:cs="Aptos" w:eastAsia="Aptos"/>
+          <w:rFonts w:ascii="Calibri" w:hAnsi="Calibri" w:cs="Aptos" w:eastAsia="Aptos"/>
           <w:noProof w:val="0"/>
           <w:sz w:val="24"/>
           <w:szCs w:val="24"/>
@@ -499,7 +576,7 @@
       </w:r>
       <w:r>
         <w:rPr>
-          <w:rFonts w:ascii="Aptos" w:hAnsi="Aptos" w:cs="Aptos" w:eastAsia="Aptos"/>
+          <w:rFonts w:ascii="Calibri" w:hAnsi="Calibri" w:cs="Aptos" w:eastAsia="Aptos"/>
           <w:b w:val="1"/>
           <w:bCs w:val="1"/>
           <w:noProof w:val="0"/>
@@ -511,7 +588,7 @@
       </w:r>
       <w:r>
         <w:rPr>
-          <w:rFonts w:ascii="Aptos" w:hAnsi="Aptos" w:cs="Aptos" w:eastAsia="Aptos"/>
+          <w:rFonts w:ascii="Calibri" w:hAnsi="Calibri" w:cs="Aptos" w:eastAsia="Aptos"/>
           <w:noProof w:val="0"/>
           <w:sz w:val="24"/>
           <w:szCs w:val="24"/>
@@ -521,12 +598,13 @@
       </w:r>
       <w:r>
         <w:rPr>
-          <w:rFonts w:ascii="Aptos" w:hAnsi="Aptos" w:cs="Aptos" w:eastAsia="Aptos"/>
+          <w:rFonts w:ascii="Calibri" w:hAnsi="Calibri" w:cs="Aptos" w:eastAsia="Aptos"/>
           <w:b w:val="1"/>
           <w:i w:val="1"/>
           <w:bCs w:val="1"/>
           <w:iCs w:val="1"/>
           <w:noProof w:val="0"/>
+          <w:color w:val="446EA2"/>
           <w:sz w:val="24"/>
           <w:szCs w:val="24"/>
           <w:lang w:val="en-US"/>
@@ -535,7 +613,7 @@
       </w:r>
       <w:r>
         <w:rPr>
-          <w:rFonts w:ascii="Aptos" w:hAnsi="Aptos" w:cs="Aptos" w:eastAsia="Aptos"/>
+          <w:rFonts w:ascii="Calibri" w:hAnsi="Calibri" w:cs="Aptos" w:eastAsia="Aptos"/>
           <w:i w:val="1"/>
           <w:iCs w:val="1"/>
           <w:noProof w:val="0"/>
@@ -546,14 +624,20 @@
         <w:t>.</w:t>
       </w:r>
       <w:r>
+        <w:rPr>
+          <w:rFonts w:ascii="Calibri" w:hAnsi="Calibri"/>
+        </w:rPr>
         <w:br w:type="textWrapping"/>
       </w:r>
       <w:r>
+        <w:rPr>
+          <w:rFonts w:ascii="Calibri" w:hAnsi="Calibri"/>
+        </w:rPr>
         <w:br w:type="textWrapping"/>
       </w:r>
       <w:r>
         <w:rPr>
-          <w:rFonts w:ascii="Aptos" w:hAnsi="Aptos" w:cs="Aptos" w:eastAsia="Aptos"/>
+          <w:rFonts w:ascii="Calibri" w:hAnsi="Calibri" w:cs="Aptos" w:eastAsia="Aptos"/>
           <w:b w:val="1"/>
           <w:i w:val="0"/>
           <w:bCs w:val="1"/>
@@ -570,45 +654,43 @@
     <w:p>
       <w:pPr>
         <w:suppressLineNumbers w:val="0"/>
-        <w:spacing w:lineRule="auto" w:line="279" w:before="240" w:after="240" w:beforeAutospacing="0" w:afterAutospacing="0"/>
+        <w:shd w:val="clear" w:fill="auto"/>
+        <w:spacing w:lineRule="auto" w:line="240" w:before="240" w:after="240" w:beforeAutospacing="0" w:afterAutospacing="0"/>
         <w:ind w:left="0" w:right="0"/>
         <w:bidi w:val="0"/>
         <w:jc w:val="left"/>
-      </w:pPr>
-      <w:r>
-        <w:rPr>
-          <w:rFonts w:ascii="Aptos" w:hAnsi="Aptos" w:cs="Aptos" w:eastAsia="Aptos"/>
-          <w:noProof w:val="0"/>
-          <w:sz w:val="24"/>
-          <w:szCs w:val="24"/>
-          <w:lang w:val="en-US"/>
-        </w:rPr>
-        <w:t>The application scope updates</w:t>
-      </w:r>
-      <w:r>
-        <w:rPr>
-          <w:rFonts w:ascii="Aptos" w:hAnsi="Aptos" w:cs="Aptos" w:eastAsia="Aptos"/>
-          <w:noProof w:val="0"/>
-          <w:sz w:val="24"/>
-          <w:szCs w:val="24"/>
-          <w:lang w:val="en-US"/>
-        </w:rPr>
-        <w:t>, and the new scope displays in the topic page when you refresh or open the topic.</w:t>
-      </w:r>
-      <w:r>
-        <w:rPr>
-          <w:rFonts w:ascii="Aptos" w:hAnsi="Aptos" w:cs="Aptos" w:eastAsia="Aptos"/>
-          <w:noProof w:val="0"/>
-          <w:sz w:val="24"/>
-          <w:szCs w:val="24"/>
-          <w:lang w:val="en-US"/>
-        </w:rPr>
-        <w:t xml:space="preserve"> When the scope isn’t global, a ring appears around the globe icon </w:t>
-      </w:r>
-      <w:r>
+        <w:rPr>
+          <w:rFonts w:ascii="Calibri" w:hAnsi="Calibri"/>
+        </w:rPr>
+      </w:pPr>
+      <w:r>
+        <w:rPr>
+          <w:rFonts w:ascii="Calibri" w:hAnsi="Calibri" w:cs="Aptos" w:eastAsia="Aptos"/>
+          <w:noProof w:val="0"/>
+          <w:sz w:val="24"/>
+          <w:szCs w:val="24"/>
+          <w:lang w:val="en-US"/>
+        </w:rPr>
+        <w:t xml:space="preserve">The application scope updates, and the new scope displays in the topic page when you refresh or open the topic. When the scope isn’t global, a ring appears around the globe icon </w:t>
+      </w:r>
+      <w:r>
+        <w:rPr>
+          <w:rFonts w:ascii="Calibri" w:hAnsi="Calibri" w:cs="Aptos" w:eastAsia="Aptos"/>
+          <w:noProof w:val="0"/>
+          <w:sz w:val="24"/>
+          <w:szCs w:val="24"/>
+          <w:rtl w:val="0"/>
+          <w:lang w:val="en-US" w:bidi="en-US" w:eastAsia="en-US"/>
+        </w:rPr>
+        <w:t>(</w:t>
+      </w:r>
+      <w:r>
+        <w:rPr>
+          <w:rFonts w:ascii="Calibri" w:hAnsi="Calibri"/>
+        </w:rPr>
         <w:drawing>
           <wp:inline xmlns:wp="http://schemas.openxmlformats.org/drawingml/2006/wordprocessingDrawing" distT="0" distB="0" distL="0" distR="0">
-            <wp:extent cx="315595" cy="298450"/>
+            <wp:extent cx="111125" cy="104775"/>
             <wp:effectExtent l="0" t="0" r="0" b="0"/>
             <wp:docPr id="624945693" name="Picture 5"/>
             <wp:cNvGraphicFramePr>
@@ -631,7 +713,7 @@
                   <pic:spPr>
                     <a:xfrm>
                       <a:off x="0" y="0"/>
-                      <a:ext cx="316030" cy="298472"/>
+                      <a:ext cx="111125" cy="104775"/>
                     </a:xfrm>
                     <a:prstGeom prst="rect"/>
                   </pic:spPr>
@@ -643,7 +725,18 @@
       </w:r>
       <w:r>
         <w:rPr>
-          <w:rFonts w:ascii="Aptos" w:hAnsi="Aptos" w:cs="Aptos" w:eastAsia="Aptos"/>
+          <w:rFonts w:ascii="Calibri" w:hAnsi="Calibri" w:cs="Aptos" w:eastAsia="Aptos"/>
+          <w:noProof w:val="0"/>
+          <w:sz w:val="24"/>
+          <w:szCs w:val="24"/>
+          <w:rtl w:val="0"/>
+          <w:lang w:val="en-US" w:bidi="en-US" w:eastAsia="en-US"/>
+        </w:rPr>
+        <w:t>)</w:t>
+      </w:r>
+      <w:r>
+        <w:rPr>
+          <w:rFonts w:ascii="Calibri" w:hAnsi="Calibri" w:cs="Aptos" w:eastAsia="Aptos"/>
           <w:noProof w:val="0"/>
           <w:sz w:val="24"/>
           <w:szCs w:val="24"/>
@@ -654,11 +747,15 @@
     </w:p>
     <w:p>
       <w:pPr>
-        <w:spacing w:before="240" w:after="240" w:beforeAutospacing="0" w:afterAutospacing="0"/>
-      </w:pPr>
-      <w:r>
-        <w:rPr>
-          <w:rFonts w:ascii="Aptos" w:hAnsi="Aptos" w:cs="Aptos" w:eastAsia="Aptos"/>
+        <w:shd w:val="clear" w:fill="auto"/>
+        <w:spacing w:lineRule="auto" w:line="240" w:before="240" w:after="240" w:beforeAutospacing="0" w:afterAutospacing="0"/>
+        <w:rPr>
+          <w:rFonts w:ascii="Calibri" w:hAnsi="Calibri"/>
+        </w:rPr>
+      </w:pPr>
+      <w:r>
+        <w:rPr>
+          <w:rFonts w:ascii="Calibri" w:hAnsi="Calibri" w:cs="Aptos" w:eastAsia="Aptos"/>
           <w:noProof w:val="0"/>
           <w:sz w:val="24"/>
           <w:szCs w:val="24"/>
@@ -669,16 +766,22 @@
     </w:p>
     <w:p>
       <w:pPr>
-        <w:spacing w:before="0" w:after="0" w:beforeAutospacing="0" w:afterAutospacing="0"/>
-      </w:pPr>
-      <w:r>
-        <w:rPr>
-          <w:rFonts w:ascii="Aptos" w:hAnsi="Aptos" w:cs="Aptos" w:eastAsia="Aptos"/>
-          <w:b w:val="1"/>
-          <w:bCs w:val="1"/>
-          <w:noProof w:val="0"/>
-          <w:sz w:val="24"/>
-          <w:szCs w:val="24"/>
+        <w:shd w:val="clear" w:fill="auto"/>
+        <w:spacing w:lineRule="auto" w:line="240" w:before="0" w:after="0" w:beforeAutospacing="0" w:afterAutospacing="0"/>
+        <w:rPr>
+          <w:rFonts w:ascii="Calibri" w:hAnsi="Calibri"/>
+          <w:u w:val="single"/>
+        </w:rPr>
+      </w:pPr>
+      <w:r>
+        <w:rPr>
+          <w:rFonts w:ascii="Calibri" w:hAnsi="Calibri" w:cs="Aptos" w:eastAsia="Aptos"/>
+          <w:b w:val="1"/>
+          <w:bCs w:val="1"/>
+          <w:noProof w:val="0"/>
+          <w:sz w:val="24"/>
+          <w:szCs w:val="24"/>
+          <w:u w:val="single"/>
           <w:lang w:val="en-US"/>
         </w:rPr>
         <w:t xml:space="preserve">What to do next </w:t>
@@ -686,9 +789,10 @@
     </w:p>
     <w:p>
       <w:pPr>
-        <w:spacing w:before="240" w:after="240" w:beforeAutospacing="0" w:afterAutospacing="0"/>
-        <w:rPr>
-          <w:rFonts w:ascii="Aptos" w:hAnsi="Aptos" w:cs="Aptos" w:eastAsia="Aptos"/>
+        <w:shd w:val="clear" w:fill="auto"/>
+        <w:spacing w:lineRule="auto" w:line="240" w:before="240" w:after="240" w:beforeAutospacing="0" w:afterAutospacing="0"/>
+        <w:rPr>
+          <w:rFonts w:ascii="Calibri" w:hAnsi="Calibri" w:cs="Aptos" w:eastAsia="Aptos"/>
           <w:b w:val="1"/>
           <w:i w:val="1"/>
           <w:bCs w:val="1"/>
@@ -701,7 +805,7 @@
       </w:pPr>
       <w:r>
         <w:rPr>
-          <w:rFonts w:ascii="Aptos" w:hAnsi="Aptos" w:cs="Aptos" w:eastAsia="Aptos"/>
+          <w:rFonts w:ascii="Calibri" w:hAnsi="Calibri" w:cs="Aptos" w:eastAsia="Aptos"/>
           <w:noProof w:val="0"/>
           <w:sz w:val="24"/>
           <w:szCs w:val="24"/>
@@ -711,7 +815,7 @@
       </w:r>
       <w:r>
         <w:rPr>
-          <w:rFonts w:ascii="Aptos" w:hAnsi="Aptos" w:cs="Aptos" w:eastAsia="Aptos"/>
+          <w:rFonts w:ascii="Calibri" w:hAnsi="Calibri" w:cs="Aptos" w:eastAsia="Aptos"/>
           <w:b w:val="1"/>
           <w:bCs w:val="1"/>
           <w:noProof w:val="0"/>
@@ -723,7 +827,7 @@
       </w:r>
       <w:r>
         <w:rPr>
-          <w:rFonts w:ascii="Aptos" w:hAnsi="Aptos" w:cs="Aptos" w:eastAsia="Aptos"/>
+          <w:rFonts w:ascii="Calibri" w:hAnsi="Calibri" w:cs="Aptos" w:eastAsia="Aptos"/>
           <w:b w:val="0"/>
           <w:bCs w:val="0"/>
           <w:noProof w:val="0"/>
@@ -735,20 +839,74 @@
       </w:r>
       <w:r>
         <w:rPr>
-          <w:rFonts w:ascii="Aptos" w:hAnsi="Aptos" w:cs="Aptos" w:eastAsia="Aptos"/>
+          <w:rFonts w:ascii="Calibri" w:hAnsi="Calibri" w:cs="Aptos" w:eastAsia="Aptos"/>
           <w:b w:val="1"/>
           <w:i w:val="1"/>
           <w:bCs w:val="1"/>
           <w:iCs w:val="1"/>
           <w:noProof w:val="0"/>
-          <w:sz w:val="24"/>
-          <w:szCs w:val="24"/>
-          <w:lang w:val="en-US"/>
-        </w:rPr>
-        <w:t>Virtual Agent Designer home page.</w:t>
-      </w:r>
-    </w:p>
-    <w:p/>
+          <w:color w:val="446EA2"/>
+          <w:sz w:val="24"/>
+          <w:szCs w:val="24"/>
+          <w:lang w:val="en-US"/>
+        </w:rPr>
+        <w:t xml:space="preserve">Virtual Agent Designer </w:t>
+      </w:r>
+      <w:r>
+        <w:rPr>
+          <w:rFonts w:ascii="Calibri" w:hAnsi="Calibri" w:cs="Aptos" w:eastAsia="Aptos"/>
+          <w:b w:val="1"/>
+          <w:i w:val="1"/>
+          <w:bCs w:val="1"/>
+          <w:iCs w:val="1"/>
+          <w:noProof w:val="0"/>
+          <w:color w:val="446EA2"/>
+          <w:sz w:val="24"/>
+          <w:szCs w:val="24"/>
+          <w:rtl w:val="0"/>
+          <w:lang w:val="en-US" w:bidi="en-US" w:eastAsia="en-US"/>
+        </w:rPr>
+        <w:t>Topics</w:t>
+      </w:r>
+      <w:r>
+        <w:rPr>
+          <w:rFonts w:ascii="Calibri" w:hAnsi="Calibri" w:cs="Aptos" w:eastAsia="Aptos"/>
+          <w:b w:val="1"/>
+          <w:i w:val="1"/>
+          <w:bCs w:val="1"/>
+          <w:iCs w:val="1"/>
+          <w:noProof w:val="0"/>
+          <w:color w:val="446EA2"/>
+          <w:sz w:val="24"/>
+          <w:szCs w:val="24"/>
+          <w:lang w:val="en-US"/>
+        </w:rPr>
+        <w:t xml:space="preserve"> page</w:t>
+      </w:r>
+      <w:r>
+        <w:rPr>
+          <w:rFonts w:ascii="Calibri" w:hAnsi="Calibri" w:cs="Aptos" w:eastAsia="Aptos"/>
+          <w:b w:val="1"/>
+          <w:i w:val="1"/>
+          <w:bCs w:val="1"/>
+          <w:iCs w:val="1"/>
+          <w:noProof w:val="0"/>
+          <w:sz w:val="24"/>
+          <w:szCs w:val="24"/>
+          <w:lang w:val="en-US"/>
+        </w:rPr>
+        <w:t>.</w:t>
+      </w:r>
+    </w:p>
+    <w:p>
+      <w:pPr>
+        <w:shd w:val="clear" w:fill="auto"/>
+        <w:spacing w:lineRule="auto" w:line="240" w:beforeAutospacing="0" w:afterAutospacing="0"/>
+        <w:rPr>
+          <w:rFonts w:ascii="Calibri" w:hAnsi="Calibri"/>
+        </w:rPr>
+      </w:pPr>
+    </w:p>
     <w:sectPr>
       <w:type w:val="nextPage"/>
       <w:pgMar w:left="1440" w:right="1440" w:top="1440" w:bottom="1440" w:header="720" w:footer="720" w:gutter="0"/>
